--- a/knowledge-pool/dist/doc-claude-ver/02_Data_Dictionary.docx
+++ b/knowledge-pool/dist/doc-claude-ver/02_Data_Dictionary.docx
@@ -641,6 +641,191 @@
           <w:szCs w:val="21"/>
         </w:rPr>
         <w:t xml:space="preserve">This data dictionary documents every table the ServiceTransfer agent reads or writes, as reconstructed from the SQL statements embedded in the VB6 source. Tables fall into four groups: sales-transaction tables on the branch POS (TPSTSalHD/DT/RC/CD plus TPSTSalePoint and the Deposit/Hold/Voucher families), member tables on the Member database (TCNMMallCard, TPSTBPHis), the token-mapping table TPSTTokenLst, and configuration tables (TSysSync, TCNMTerminalMtn, TSysConfig, TCNMStorePara, TSysChgDateTime, plus the AdaIni.Ada Access file). Composite keys follow the pattern Terminal Number + Transaction Number + Transaction Date; sync state is tracked per row with FTStaSentOnOff and point processing with FTRemark. Field names use Hungarian-style prefixes (FT = text, FD = date, FC/FN = numeric) which the sync engine relies on to build dynamic SQL.</w:t>
+      </w:r>
+    </w:p>
+    <w:p>
+      <w:pPr>
+        <w:pStyle w:val="Heading1"/>
+      </w:pPr>
+      <w:r>
+        <w:rPr>
+          <w:rFonts w:ascii="Tahoma" w:hAnsi="Tahoma"/>
+          <w:color w:val="0D47A1"/>
+        </w:rPr>
+        <w:t>บริบทต้นทาง: POSFront (Upstream Producer)</w:t>
+      </w:r>
+      <w:r>
+        <w:rPr>
+          <w:sz w:val="2"/>
+        </w:rPr>
+        <w:t>​PF</w:t>
+      </w:r>
+    </w:p>
+    <w:p>
+      <w:r>
+        <w:rPr>
+          <w:rFonts w:ascii="Tahoma" w:hAnsi="Tahoma"/>
+        </w:rPr>
+        <w:t>บนเครื่อง POS มีสองโปรแกรม VB6 ทำงานร่วมกันแบบ Producer / Consumer และส่งต่องานกันผ่าน Local DB ด้วยธงสถานะ 2 ตัว — ServiceTransfer ไม่ได้สร้างยอดขายเอง แต่รับช่วงต่อจาก POSFront (โปรแกรมขายหน้าร้านของ Adasoft โครงการ TAKASHIMAYA, v6.2412.1) ทำให้เครื่อง POS ทำงาน Offline ได้เต็มรูปแบบ</w:t>
+      </w:r>
+      <w:r>
+        <w:rPr>
+          <w:sz w:val="2"/>
+        </w:rPr>
+        <w:t>​PF</w:t>
+      </w:r>
+    </w:p>
+    <w:p>
+      <w:pPr>
+        <w:pStyle w:val="Heading2"/>
+      </w:pPr>
+      <w:r>
+        <w:rPr>
+          <w:rFonts w:ascii="Tahoma" w:hAnsi="Tahoma"/>
+        </w:rPr>
+        <w:t>Orchestration — POSFront เป็นผู้เปิดบริการเบื้องหลัง</w:t>
+      </w:r>
+      <w:r>
+        <w:rPr>
+          <w:sz w:val="2"/>
+        </w:rPr>
+        <w:t>​PF</w:t>
+      </w:r>
+    </w:p>
+    <w:p>
+      <w:pPr>
+        <w:pStyle w:val="ListParagraph"/>
+      </w:pPr>
+      <w:r>
+        <w:rPr>
+          <w:rFonts w:ascii="Tahoma" w:hAnsi="Tahoma"/>
+        </w:rPr>
+        <w:t>•  POSFront.Sub Main (mDB.bas) เปิดบริการ 4 ตัว: ServiceOnOff.exe (สถานะ Online/Offline)</w:t>
+      </w:r>
+      <w:r>
+        <w:rPr>
+          <w:sz w:val="2"/>
+        </w:rPr>
+        <w:t>​PF</w:t>
+      </w:r>
+    </w:p>
+    <w:p>
+      <w:pPr>
+        <w:pStyle w:val="ListParagraph"/>
+      </w:pPr>
+      <w:r>
+        <w:rPr>
+          <w:rFonts w:ascii="Tahoma" w:hAnsi="Tahoma"/>
+        </w:rPr>
+        <w:t>•  ServiceAutoReplicate.exe — Replicate Master จาก Central Server ลง Local</w:t>
+      </w:r>
+      <w:r>
+        <w:rPr>
+          <w:sz w:val="2"/>
+        </w:rPr>
+        <w:t>​PF</w:t>
+      </w:r>
+    </w:p>
+    <w:p>
+      <w:pPr>
+        <w:pStyle w:val="ListParagraph"/>
+      </w:pPr>
+      <w:r>
+        <w:rPr>
+          <w:rFonts w:ascii="Tahoma" w:hAnsi="Tahoma"/>
+        </w:rPr>
+        <w:t>•  ServiceAutoClear.exe — เคลียร์ไฟล์/ข้อมูลค้าง</w:t>
+      </w:r>
+      <w:r>
+        <w:rPr>
+          <w:sz w:val="2"/>
+        </w:rPr>
+        <w:t>​PF</w:t>
+      </w:r>
+    </w:p>
+    <w:p>
+      <w:pPr>
+        <w:pStyle w:val="ListParagraph"/>
+      </w:pPr>
+      <w:r>
+        <w:rPr>
+          <w:rFonts w:ascii="Tahoma" w:hAnsi="Tahoma"/>
+        </w:rPr>
+        <w:t>•  ServiceTranfer.exe — คือ ServiceTransfer; เป็น Child process ของ POSFront ไม่ใช่โปรแกรมเดี่ยว</w:t>
+      </w:r>
+      <w:r>
+        <w:rPr>
+          <w:sz w:val="2"/>
+        </w:rPr>
+        <w:t>​PF</w:t>
+      </w:r>
+    </w:p>
+    <w:p>
+      <w:pPr>
+        <w:pStyle w:val="Heading2"/>
+      </w:pPr>
+      <w:r>
+        <w:rPr>
+          <w:rFonts w:ascii="Tahoma" w:hAnsi="Tahoma"/>
+        </w:rPr>
+        <w:t>The Two-Flag Handshake (สัญญาระหว่างสองโปรแกรม)</w:t>
+      </w:r>
+      <w:r>
+        <w:rPr>
+          <w:sz w:val="2"/>
+        </w:rPr>
+        <w:t>​PF</w:t>
+      </w:r>
+    </w:p>
+    <w:p>
+      <w:pPr>
+        <w:pStyle w:val="ListParagraph"/>
+      </w:pPr>
+      <w:r>
+        <w:rPr>
+          <w:rFonts w:ascii="Tahoma" w:hAnsi="Tahoma"/>
+        </w:rPr>
+        <w:t>•  FTShdStaDoc (เจ้าของ = POSFront): '2' กำลังทำ -&gt; '1' เสร็จสมบูรณ์ เมื่อจ่ายเงิน + พิมพ์ใบเสร็จ</w:t>
+      </w:r>
+      <w:r>
+        <w:rPr>
+          <w:sz w:val="2"/>
+        </w:rPr>
+        <w:t>​PF</w:t>
+      </w:r>
+    </w:p>
+    <w:p>
+      <w:pPr>
+        <w:pStyle w:val="ListParagraph"/>
+      </w:pPr>
+      <w:r>
+        <w:rPr>
+          <w:rFonts w:ascii="Tahoma" w:hAnsi="Tahoma"/>
+        </w:rPr>
+        <w:t>•  FTStaSentOnOff (เจ้าของ = ServiceTransfer): '0' รอส่ง -&gt; '1' ส่งขึ้น HQ แล้ว</w:t>
+      </w:r>
+      <w:r>
+        <w:rPr>
+          <w:sz w:val="2"/>
+        </w:rPr>
+        <w:t>​PF</w:t>
+      </w:r>
+    </w:p>
+    <w:p>
+      <w:pPr>
+        <w:pStyle w:val="ListParagraph"/>
+      </w:pPr>
+      <w:r>
+        <w:rPr>
+          <w:rFonts w:ascii="Tahoma" w:hAnsi="Tahoma"/>
+        </w:rPr>
+        <w:t>•  เมื่อ FTShdStaDoc ถูก UPDATE '2'-&gt;'1' บนตารางทำงาน TPSHD&lt;Tmn&gt; -&gt; SQL Trigger TRG_Tmp2Sale&lt;Tmn&gt; (AFTER UPDATE) เรียก STP_PRCxTmp2Sale ย้ายบิลเข้า TPSTSalHD/DT/RC/CD (ตั้ง FTStaSentOnOff='0' รอซิงค์)</w:t>
+      </w:r>
+      <w:r>
+        <w:rPr>
+          <w:sz w:val="2"/>
+        </w:rPr>
+        <w:t>​PF</w:t>
       </w:r>
     </w:p>
     <w:p>
